--- a/src/content/bios/Chan-M 2021.docx
+++ b/src/content/bios/Chan-M 2021.docx
@@ -1,6 +1,6 @@
 
 <file path=word/document.xml><?xml version="1.0" encoding="utf-8"?>
-<w:document xmlns:wpc="http://schemas.microsoft.com/office/word/2010/wordprocessingCanvas" xmlns:cx="http://schemas.microsoft.com/office/drawing/2014/chartex" xmlns:cx1="http://schemas.microsoft.com/office/drawing/2015/9/8/chartex" xmlns:cx2="http://schemas.microsoft.com/office/drawing/2015/10/21/chartex" xmlns:cx3="http://schemas.microsoft.com/office/drawing/2016/5/9/chartex" xmlns:cx4="http://schemas.microsoft.com/office/drawing/2016/5/10/chartex" xmlns:cx5="http://schemas.microsoft.com/office/drawing/2016/5/11/chartex" xmlns:cx6="http://schemas.microsoft.com/office/drawing/2016/5/12/chartex" xmlns:cx7="http://schemas.microsoft.com/office/drawing/2016/5/13/chartex" xmlns:cx8="http://schemas.microsoft.com/office/drawing/2016/5/14/chartex" xmlns:mc="http://schemas.openxmlformats.org/markup-compatibility/2006" xmlns:aink="http://schemas.microsoft.com/office/drawing/2016/ink" xmlns:am3d="http://schemas.microsoft.com/office/drawing/2017/model3d" xmlns:o="urn:schemas-microsoft-com:office:office" xmlns:oel="http://schemas.microsoft.com/office/2019/extlst" xmlns:r="http://schemas.openxmlformats.org/officeDocument/2006/relationships" xmlns:m="http://schemas.openxmlformats.org/officeDocument/2006/math" xmlns:v="urn:schemas-microsoft-com:vml" xmlns:wp14="http://schemas.microsoft.com/office/word/2010/wordprocessingDrawing" xmlns:wp="http://schemas.openxmlformats.org/drawingml/2006/wordprocessingDrawing" xmlns:w10="urn:schemas-microsoft-com:office:word" xmlns:w="http://schemas.openxmlformats.org/wordprocessingml/2006/main" xmlns:w14="http://schemas.microsoft.com/office/word/2010/wordml" xmlns:w15="http://schemas.microsoft.com/office/word/2012/wordml" xmlns:w16cex="http://schemas.microsoft.com/office/word/2018/wordml/cex" xmlns:w16cid="http://schemas.microsoft.com/office/word/2016/wordml/cid" xmlns:w16="http://schemas.microsoft.com/office/word/2018/wordml" xmlns:w16du="http://schemas.microsoft.com/office/word/2023/wordml/word16du" xmlns:w16sdtdh="http://schemas.microsoft.com/office/word/2020/wordml/sdtdatahash" xmlns:w16sdtfl="http://schemas.microsoft.com/office/word/2024/wordml/sdtformatlock" xmlns:w16se="http://schemas.microsoft.com/office/word/2015/wordml/symex" xmlns:wpg="http://schemas.microsoft.com/office/word/2010/wordprocessingGroup" xmlns:wpi="http://schemas.microsoft.com/office/word/2010/wordprocessingInk" xmlns:wne="http://schemas.microsoft.com/office/word/2006/wordml" xmlns:wps="http://schemas.microsoft.com/office/word/2010/wordprocessingShape" mc:Ignorable="w14 w15 w16se w16cid w16 w16cex w16sdtdh w16sdtfl w16du wp14">
+<w:document xmlns:wpc="http://schemas.microsoft.com/office/word/2010/wordprocessingCanvas" xmlns:cx="http://schemas.microsoft.com/office/drawing/2014/chartex" xmlns:cx1="http://schemas.microsoft.com/office/drawing/2015/9/8/chartex" xmlns:cx2="http://schemas.microsoft.com/office/drawing/2015/10/21/chartex" xmlns:cx3="http://schemas.microsoft.com/office/drawing/2016/5/9/chartex" xmlns:cx4="http://schemas.microsoft.com/office/drawing/2016/5/10/chartex" xmlns:cx5="http://schemas.microsoft.com/office/drawing/2016/5/11/chartex" xmlns:cx6="http://schemas.microsoft.com/office/drawing/2016/5/12/chartex" xmlns:cx7="http://schemas.microsoft.com/office/drawing/2016/5/13/chartex" xmlns:cx8="http://schemas.microsoft.com/office/drawing/2016/5/14/chartex" xmlns:mc="http://schemas.openxmlformats.org/markup-compatibility/2006" xmlns:m="http://schemas.openxmlformats.org/officeDocument/2006/math" xmlns:aink="http://schemas.microsoft.com/office/drawing/2016/ink" xmlns:am3d="http://schemas.microsoft.com/office/drawing/2017/model3d" xmlns:oel="http://schemas.microsoft.com/office/2019/extlst" xmlns:r="http://schemas.openxmlformats.org/officeDocument/2006/relationships" xmlns:wp14="http://schemas.microsoft.com/office/word/2010/wordprocessingDrawing" xmlns:wp="http://schemas.openxmlformats.org/drawingml/2006/wordprocessingDrawing" xmlns:wpg="http://schemas.microsoft.com/office/word/2010/wordprocessingGroup" xmlns:wpi="http://schemas.microsoft.com/office/word/2010/wordprocessingInk" xmlns:wps="http://schemas.microsoft.com/office/word/2010/wordprocessingShape" xmlns:o="urn:schemas-microsoft-com:office:office" xmlns:v="urn:schemas-microsoft-com:vml" xmlns:w10="urn:schemas-microsoft-com:office:word" xmlns:w="http://schemas.openxmlformats.org/wordprocessingml/2006/main" xmlns:w14="http://schemas.microsoft.com/office/word/2010/wordml" xmlns:w15="http://schemas.microsoft.com/office/word/2012/wordml" xmlns:w16cei="http://schemas.microsoft.com/office/word/2026/wordml/cei" xmlns:w16cex="http://schemas.microsoft.com/office/word/2018/wordml/cex" xmlns:w16cid="http://schemas.microsoft.com/office/word/2016/wordml/cid" xmlns:w16="http://schemas.microsoft.com/office/word/2018/wordml" xmlns:w16sdtdh="http://schemas.microsoft.com/office/word/2020/wordml/sdtdatahash" xmlns:w16sdtfl="http://schemas.microsoft.com/office/word/2024/wordml/sdtformatlock" xmlns:w16se="http://schemas.microsoft.com/office/word/2015/wordml/symex" xmlns:w16du="http://schemas.microsoft.com/office/word/2023/wordml/word16du" xmlns:wne="http://schemas.microsoft.com/office/word/2006/wordml" mc:Ignorable="w14 w15 w16se w16cid w16 w16cex w16sdtdh w16sdtfl w16du wp14">
   <w:body>
     <w:p>
       <w:pPr>
@@ -27,18 +27,8 @@
           <w:bCs/>
           <w:lang w:val="en-GB"/>
         </w:rPr>
-        <w:t>Fung Fu-</w:t>
-      </w:r>
-      <w:proofErr w:type="spellStart"/>
-      <w:r>
-        <w:rPr>
-          <w:b/>
-          <w:bCs/>
-          <w:lang w:val="en-GB"/>
-        </w:rPr>
-        <w:t>chun</w:t>
-      </w:r>
-      <w:proofErr w:type="spellEnd"/>
+        <w:t>Fung Fu-chun</w:t>
+      </w:r>
       <w:r>
         <w:rPr>
           <w:b/>
@@ -259,32 +249,14 @@
       </w:pPr>
       <w:r>
         <w:rPr>
-          <w:lang w:val="en-GB"/>
-        </w:rPr>
-        <w:fldChar w:fldCharType="begin"/>
-      </w:r>
-      <w:r>
-        <w:rPr>
-          <w:lang w:val="en-GB"/>
-        </w:rPr>
-        <w:instrText xml:space="preserve"> INCLUDEPICTURE "/var/folders/9v/225tk7zx5sb9c4sf0kklp89h0000gn/T/com.microsoft.Word/WebArchiveCopyPasteTempFiles/dg_small.jpg" \* MERGEFORMATINET </w:instrText>
-      </w:r>
-      <w:r>
-        <w:rPr>
-          <w:lang w:val="en-GB"/>
-        </w:rPr>
-        <w:fldChar w:fldCharType="separate"/>
-      </w:r>
-      <w:r>
-        <w:rPr>
           <w:noProof/>
           <w:lang w:val="en-GB"/>
         </w:rPr>
         <w:drawing>
-          <wp:inline distT="0" distB="0" distL="0" distR="0" wp14:anchorId="40F469AC" wp14:editId="033A8DB1">
-            <wp:extent cx="1987550" cy="2311608"/>
+          <wp:inline distT="0" distB="0" distL="0" distR="0" wp14:anchorId="4CF60993" wp14:editId="18D6463B">
+            <wp:extent cx="2222593" cy="2772600"/>
             <wp:effectExtent l="0" t="0" r="0" b="0"/>
-            <wp:docPr id="1" name="Afbeelding 1" descr="WHO | WHO Director-General Dr Margaret Chan's message on the International  Day of Persons with Disabilities 2014 (IDPD, 2014)"/>
+            <wp:docPr id="899670419" name="Afbeelding 1"/>
             <wp:cNvGraphicFramePr>
               <a:graphicFrameLocks xmlns:a="http://schemas.openxmlformats.org/drawingml/2006/main" noChangeAspect="1"/>
             </wp:cNvGraphicFramePr>
@@ -292,12 +264,10 @@
               <a:graphicData uri="http://schemas.openxmlformats.org/drawingml/2006/picture">
                 <pic:pic xmlns:pic="http://schemas.openxmlformats.org/drawingml/2006/picture">
                   <pic:nvPicPr>
-                    <pic:cNvPr id="0" name="Picture 1" descr="WHO | WHO Director-General Dr Margaret Chan's message on the International  Day of Persons with Disabilities 2014 (IDPD, 2014)"/>
-                    <pic:cNvPicPr>
-                      <a:picLocks noChangeAspect="1" noChangeArrowheads="1"/>
-                    </pic:cNvPicPr>
+                    <pic:cNvPr id="899670419" name="Afbeelding 899670419"/>
+                    <pic:cNvPicPr/>
                   </pic:nvPicPr>
-                  <pic:blipFill rotWithShape="1">
+                  <pic:blipFill>
                     <a:blip r:embed="rId6">
                       <a:extLst>
                         <a:ext uri="{28A0092B-C50C-407E-A947-70E740481C1C}">
@@ -305,26 +275,18 @@
                         </a:ext>
                       </a:extLst>
                     </a:blip>
-                    <a:srcRect r="889" b="20735"/>
-                    <a:stretch/>
+                    <a:stretch>
+                      <a:fillRect/>
+                    </a:stretch>
                   </pic:blipFill>
-                  <pic:spPr bwMode="auto">
+                  <pic:spPr>
                     <a:xfrm>
                       <a:off x="0" y="0"/>
-                      <a:ext cx="2097945" cy="2440003"/>
+                      <a:ext cx="2265847" cy="2826558"/>
                     </a:xfrm>
                     <a:prstGeom prst="rect">
                       <a:avLst/>
                     </a:prstGeom>
-                    <a:noFill/>
-                    <a:ln>
-                      <a:noFill/>
-                    </a:ln>
-                    <a:extLst>
-                      <a:ext uri="{53640926-AAD7-44D8-BBD7-CCE9431645EC}">
-                        <a14:shadowObscured xmlns:a14="http://schemas.microsoft.com/office/drawing/2010/main"/>
-                      </a:ext>
-                    </a:extLst>
                   </pic:spPr>
                 </pic:pic>
               </a:graphicData>
@@ -332,12 +294,6 @@
           </wp:inline>
         </w:drawing>
       </w:r>
-      <w:r>
-        <w:rPr>
-          <w:lang w:val="en-GB"/>
-        </w:rPr>
-        <w:fldChar w:fldCharType="end"/>
-      </w:r>
     </w:p>
     <w:p>
       <w:pPr>
@@ -356,24 +312,11 @@
         </w:rPr>
         <w:t xml:space="preserve">Source: </w:t>
       </w:r>
-      <w:hyperlink r:id="rId7" w:history="1">
-        <w:r>
-          <w:rPr>
-            <w:rStyle w:val="Hyperlink"/>
-            <w:u w:val="none"/>
-            <w:shd w:val="clear" w:color="auto" w:fill="F8F9FA"/>
-            <w:lang w:val="en-GB"/>
-          </w:rPr>
-          <w:t>www.who.int/disabilities/media/news/2014/idpd_dg/en/</w:t>
-        </w:r>
-      </w:hyperlink>
-      <w:r>
-        <w:rPr>
-          <w:color w:val="000000"/>
-          <w:shd w:val="clear" w:color="auto" w:fill="F8F9FA"/>
-          <w:lang w:val="en-GB"/>
-        </w:rPr>
-        <w:t xml:space="preserve"> </w:t>
+      <w:r>
+        <w:rPr>
+          <w:lang w:val="en-GB"/>
+        </w:rPr>
+        <w:t>Chan, 28 January 2011 at World Economic Forum in Davos, Switzerland, photographer Remy Steinegger</w:t>
       </w:r>
     </w:p>
     <w:p>
@@ -425,25 +368,7 @@
           <w:shd w:val="clear" w:color="auto" w:fill="F8F9FA"/>
           <w:lang w:val="en-GB"/>
         </w:rPr>
-        <w:t xml:space="preserve">the </w:t>
-      </w:r>
-      <w:proofErr w:type="spellStart"/>
-      <w:r>
-        <w:rPr>
-          <w:color w:val="000000"/>
-          <w:shd w:val="clear" w:color="auto" w:fill="F8F9FA"/>
-          <w:lang w:val="en-GB"/>
-        </w:rPr>
-        <w:t>Guandong</w:t>
-      </w:r>
-      <w:proofErr w:type="spellEnd"/>
-      <w:r>
-        <w:rPr>
-          <w:color w:val="000000"/>
-          <w:shd w:val="clear" w:color="auto" w:fill="F8F9FA"/>
-          <w:lang w:val="en-GB"/>
-        </w:rPr>
-        <w:t xml:space="preserve"> province in the southern part of mainland China</w:t>
+        <w:t>the Guandong province in the southern part of mainland China</w:t>
       </w:r>
       <w:r>
         <w:rPr>
@@ -1486,7 +1411,16 @@
           <w:shd w:val="clear" w:color="auto" w:fill="F8F9FA"/>
           <w:lang w:val="en-GB"/>
         </w:rPr>
-        <w:t>opposition, but her move ‘won praise for avoiding a pandemic, and became a model overseas for controlling the disease’ (Huet 2017).</w:t>
+        <w:t xml:space="preserve">opposition, but her move ‘won praise for avoiding a pandemic, and became a model overseas </w:t>
+      </w:r>
+      <w:r>
+        <w:rPr>
+          <w:color w:val="000000"/>
+          <w:shd w:val="clear" w:color="auto" w:fill="F8F9FA"/>
+          <w:lang w:val="en-GB"/>
+        </w:rPr>
+        <w:lastRenderedPageBreak/>
+        <w:t>for controlling the disease’ (Huet 2017).</w:t>
       </w:r>
       <w:r>
         <w:rPr>
@@ -1536,7 +1470,6 @@
         </w:rPr>
         <w:t xml:space="preserve">Chinese </w:t>
       </w:r>
-      <w:proofErr w:type="spellStart"/>
       <w:r>
         <w:rPr>
           <w:color w:val="000000"/>
@@ -1545,7 +1478,6 @@
         </w:rPr>
         <w:t>Guandong</w:t>
       </w:r>
-      <w:proofErr w:type="spellEnd"/>
       <w:r>
         <w:rPr>
           <w:color w:val="000000"/>
@@ -1592,16 +1524,7 @@
           <w:shd w:val="clear" w:color="auto" w:fill="F8F9FA"/>
           <w:lang w:val="en-GB"/>
         </w:rPr>
-        <w:t xml:space="preserve"> The </w:t>
-      </w:r>
-      <w:r>
-        <w:rPr>
-          <w:color w:val="000000"/>
-          <w:shd w:val="clear" w:color="auto" w:fill="F8F9FA"/>
-          <w:lang w:val="en-GB"/>
-        </w:rPr>
-        <w:lastRenderedPageBreak/>
-        <w:t xml:space="preserve">insufficient reaction of the government, in which Chan </w:t>
+        <w:t xml:space="preserve"> The insufficient reaction of the government, in which Chan </w:t>
       </w:r>
       <w:r>
         <w:rPr>
@@ -1731,25 +1654,7 @@
           <w:shd w:val="clear" w:color="auto" w:fill="F8F9FA"/>
           <w:lang w:val="en-GB"/>
         </w:rPr>
-        <w:t xml:space="preserve">epidemic spreading from </w:t>
-      </w:r>
-      <w:proofErr w:type="spellStart"/>
-      <w:r>
-        <w:rPr>
-          <w:color w:val="000000"/>
-          <w:shd w:val="clear" w:color="auto" w:fill="F8F9FA"/>
-          <w:lang w:val="en-GB"/>
-        </w:rPr>
-        <w:t>Guandong</w:t>
-      </w:r>
-      <w:proofErr w:type="spellEnd"/>
-      <w:r>
-        <w:rPr>
-          <w:color w:val="000000"/>
-          <w:shd w:val="clear" w:color="auto" w:fill="F8F9FA"/>
-          <w:lang w:val="en-GB"/>
-        </w:rPr>
-        <w:t xml:space="preserve"> to Hong Kong and for not following the WHO in </w:t>
+        <w:t xml:space="preserve">epidemic spreading from Guandong to Hong Kong and for not following the WHO in </w:t>
       </w:r>
       <w:r>
         <w:rPr>
@@ -3501,7 +3406,16 @@
           <w:shd w:val="clear" w:color="auto" w:fill="F8F9FA"/>
           <w:lang w:val="en-GB"/>
         </w:rPr>
-        <w:t xml:space="preserve">In November Chan became one of the </w:t>
+        <w:t xml:space="preserve">In November Chan </w:t>
+      </w:r>
+      <w:r>
+        <w:rPr>
+          <w:color w:val="000000"/>
+          <w:shd w:val="clear" w:color="auto" w:fill="F8F9FA"/>
+          <w:lang w:val="en-GB"/>
+        </w:rPr>
+        <w:lastRenderedPageBreak/>
+        <w:t xml:space="preserve">became one of the </w:t>
       </w:r>
       <w:r>
         <w:rPr>
@@ -3591,16 +3505,7 @@
           <w:shd w:val="clear" w:color="auto" w:fill="F8F9FA"/>
           <w:lang w:val="en-GB"/>
         </w:rPr>
-        <w:t xml:space="preserve">the </w:t>
-      </w:r>
-      <w:r>
-        <w:rPr>
-          <w:color w:val="000000"/>
-          <w:shd w:val="clear" w:color="auto" w:fill="F8F9FA"/>
-          <w:lang w:val="en-GB"/>
-        </w:rPr>
-        <w:lastRenderedPageBreak/>
-        <w:t>other female candidate, Elena Salgado, 28</w:t>
+        <w:t>the other female candidate, Elena Salgado, 28</w:t>
       </w:r>
       <w:r>
         <w:rPr>
@@ -4940,13 +4845,23 @@
         </w:rPr>
         <w:t xml:space="preserve">threats to international security: the global food crisis, pandemic influenza and climate change, while progress towards reaching the UN Millennium Development Goals had stalled. </w:t>
       </w:r>
-      <w:r>
-        <w:rPr>
-          <w:color w:val="000000"/>
-          <w:shd w:val="clear" w:color="auto" w:fill="F8F9FA"/>
-          <w:lang w:val="en-GB"/>
-        </w:rPr>
-        <w:t xml:space="preserve">In order to meet the </w:t>
+      <w:proofErr w:type="gramStart"/>
+      <w:r>
+        <w:rPr>
+          <w:color w:val="000000"/>
+          <w:shd w:val="clear" w:color="auto" w:fill="F8F9FA"/>
+          <w:lang w:val="en-GB"/>
+        </w:rPr>
+        <w:t>In order to</w:t>
+      </w:r>
+      <w:proofErr w:type="gramEnd"/>
+      <w:r>
+        <w:rPr>
+          <w:color w:val="000000"/>
+          <w:shd w:val="clear" w:color="auto" w:fill="F8F9FA"/>
+          <w:lang w:val="en-GB"/>
+        </w:rPr>
+        <w:t xml:space="preserve"> meet the </w:t>
       </w:r>
       <w:r>
         <w:rPr>
@@ -5060,6 +4975,174 @@
         </w:rPr>
         <w:t xml:space="preserve">ealth </w:t>
       </w:r>
+      <w:r>
+        <w:rPr>
+          <w:color w:val="000000"/>
+          <w:shd w:val="clear" w:color="auto" w:fill="F8F9FA"/>
+          <w:lang w:val="en-GB"/>
+        </w:rPr>
+        <w:t>F</w:t>
+      </w:r>
+      <w:r>
+        <w:rPr>
+          <w:color w:val="000000"/>
+          <w:shd w:val="clear" w:color="auto" w:fill="F8F9FA"/>
+          <w:lang w:val="en-GB"/>
+        </w:rPr>
+        <w:t xml:space="preserve">or </w:t>
+      </w:r>
+      <w:r>
+        <w:rPr>
+          <w:color w:val="000000"/>
+          <w:shd w:val="clear" w:color="auto" w:fill="F8F9FA"/>
+          <w:lang w:val="en-GB"/>
+        </w:rPr>
+        <w:t>A</w:t>
+      </w:r>
+      <w:r>
+        <w:rPr>
+          <w:color w:val="000000"/>
+          <w:shd w:val="clear" w:color="auto" w:fill="F8F9FA"/>
+          <w:lang w:val="en-GB"/>
+        </w:rPr>
+        <w:t>ll</w:t>
+      </w:r>
+      <w:r>
+        <w:rPr>
+          <w:color w:val="000000"/>
+          <w:shd w:val="clear" w:color="auto" w:fill="F8F9FA"/>
+          <w:lang w:val="en-GB"/>
+        </w:rPr>
+        <w:t>’</w:t>
+      </w:r>
+      <w:r>
+        <w:rPr>
+          <w:color w:val="000000"/>
+          <w:shd w:val="clear" w:color="auto" w:fill="F8F9FA"/>
+          <w:lang w:val="en-GB"/>
+        </w:rPr>
+        <w:t xml:space="preserve"> strategy developed by Director-General Halfdan Mahler in 1981 and reconfirmed by Lee in 2003</w:t>
+      </w:r>
+      <w:r>
+        <w:rPr>
+          <w:color w:val="000000"/>
+          <w:shd w:val="clear" w:color="auto" w:fill="F8F9FA"/>
+          <w:lang w:val="en-GB"/>
+        </w:rPr>
+        <w:t>.</w:t>
+      </w:r>
+      <w:r>
+        <w:rPr>
+          <w:color w:val="000000"/>
+          <w:shd w:val="clear" w:color="auto" w:fill="F8F9FA"/>
+          <w:lang w:val="en-GB"/>
+        </w:rPr>
+        <w:t xml:space="preserve"> For </w:t>
+      </w:r>
+      <w:r>
+        <w:rPr>
+          <w:color w:val="000000"/>
+          <w:shd w:val="clear" w:color="auto" w:fill="F8F9FA"/>
+          <w:lang w:val="en-GB"/>
+        </w:rPr>
+        <w:t>her</w:t>
+      </w:r>
+      <w:r>
+        <w:rPr>
+          <w:color w:val="000000"/>
+          <w:shd w:val="clear" w:color="auto" w:fill="F8F9FA"/>
+          <w:lang w:val="en-GB"/>
+        </w:rPr>
+        <w:t xml:space="preserve"> long-term vision </w:t>
+      </w:r>
+      <w:r>
+        <w:rPr>
+          <w:color w:val="000000"/>
+          <w:shd w:val="clear" w:color="auto" w:fill="F8F9FA"/>
+          <w:lang w:val="en-GB"/>
+        </w:rPr>
+        <w:t>Chan</w:t>
+      </w:r>
+      <w:r>
+        <w:rPr>
+          <w:color w:val="000000"/>
+          <w:shd w:val="clear" w:color="auto" w:fill="F8F9FA"/>
+          <w:lang w:val="en-GB"/>
+        </w:rPr>
+        <w:t xml:space="preserve"> needed the support of the six </w:t>
+      </w:r>
+      <w:r>
+        <w:rPr>
+          <w:color w:val="000000"/>
+          <w:shd w:val="clear" w:color="auto" w:fill="F8F9FA"/>
+          <w:lang w:val="en-GB"/>
+        </w:rPr>
+        <w:t>r</w:t>
+      </w:r>
+      <w:r>
+        <w:rPr>
+          <w:color w:val="000000"/>
+          <w:shd w:val="clear" w:color="auto" w:fill="F8F9FA"/>
+          <w:lang w:val="en-GB"/>
+        </w:rPr>
+        <w:t xml:space="preserve">egional </w:t>
+      </w:r>
+      <w:r>
+        <w:rPr>
+          <w:color w:val="000000"/>
+          <w:shd w:val="clear" w:color="auto" w:fill="F8F9FA"/>
+          <w:lang w:val="en-GB"/>
+        </w:rPr>
+        <w:t>d</w:t>
+      </w:r>
+      <w:r>
+        <w:rPr>
+          <w:color w:val="000000"/>
+          <w:shd w:val="clear" w:color="auto" w:fill="F8F9FA"/>
+          <w:lang w:val="en-GB"/>
+        </w:rPr>
+        <w:t>irectors</w:t>
+      </w:r>
+      <w:r>
+        <w:rPr>
+          <w:color w:val="000000"/>
+          <w:shd w:val="clear" w:color="auto" w:fill="F8F9FA"/>
+          <w:lang w:val="en-GB"/>
+        </w:rPr>
+        <w:t>, wh</w:t>
+      </w:r>
+      <w:r>
+        <w:rPr>
+          <w:color w:val="000000"/>
+          <w:shd w:val="clear" w:color="auto" w:fill="F8F9FA"/>
+          <w:lang w:val="en-GB"/>
+        </w:rPr>
+        <w:t>o</w:t>
+      </w:r>
+      <w:r>
+        <w:rPr>
+          <w:color w:val="000000"/>
+          <w:shd w:val="clear" w:color="auto" w:fill="F8F9FA"/>
+          <w:lang w:val="en-GB"/>
+        </w:rPr>
+        <w:t xml:space="preserve"> </w:t>
+      </w:r>
+      <w:r>
+        <w:rPr>
+          <w:color w:val="000000"/>
+          <w:shd w:val="clear" w:color="auto" w:fill="F8F9FA"/>
+          <w:lang w:val="en-GB"/>
+        </w:rPr>
+        <w:t xml:space="preserve">hold </w:t>
+      </w:r>
+      <w:r>
+        <w:rPr>
+          <w:color w:val="000000"/>
+          <w:shd w:val="clear" w:color="auto" w:fill="F8F9FA"/>
+          <w:lang w:val="en-GB"/>
+        </w:rPr>
+        <w:t xml:space="preserve">rather autonomous positions within the WHO, including their influence at country level. </w:t>
+      </w:r>
       <w:proofErr w:type="gramStart"/>
       <w:r>
         <w:rPr>
@@ -5067,15 +5150,7 @@
           <w:shd w:val="clear" w:color="auto" w:fill="F8F9FA"/>
           <w:lang w:val="en-GB"/>
         </w:rPr>
-        <w:t>F</w:t>
-      </w:r>
-      <w:r>
-        <w:rPr>
-          <w:color w:val="000000"/>
-          <w:shd w:val="clear" w:color="auto" w:fill="F8F9FA"/>
-          <w:lang w:val="en-GB"/>
-        </w:rPr>
-        <w:t>or</w:t>
+        <w:t>In order to</w:t>
       </w:r>
       <w:proofErr w:type="gramEnd"/>
       <w:r>
@@ -5084,6 +5159,38 @@
           <w:shd w:val="clear" w:color="auto" w:fill="F8F9FA"/>
           <w:lang w:val="en-GB"/>
         </w:rPr>
+        <w:t xml:space="preserve"> reach agreement</w:t>
+      </w:r>
+      <w:r>
+        <w:rPr>
+          <w:color w:val="000000"/>
+          <w:shd w:val="clear" w:color="auto" w:fill="F8F9FA"/>
+          <w:lang w:val="en-GB"/>
+        </w:rPr>
+        <w:t xml:space="preserve"> about </w:t>
+      </w:r>
+      <w:r>
+        <w:rPr>
+          <w:color w:val="000000"/>
+          <w:shd w:val="clear" w:color="auto" w:fill="F8F9FA"/>
+          <w:lang w:val="en-GB"/>
+        </w:rPr>
+        <w:t>her</w:t>
+      </w:r>
+      <w:r>
+        <w:rPr>
+          <w:color w:val="000000"/>
+          <w:shd w:val="clear" w:color="auto" w:fill="F8F9FA"/>
+          <w:lang w:val="en-GB"/>
+        </w:rPr>
+        <w:t xml:space="preserve"> vision</w:t>
+      </w:r>
+      <w:r>
+        <w:rPr>
+          <w:color w:val="000000"/>
+          <w:shd w:val="clear" w:color="auto" w:fill="F8F9FA"/>
+          <w:lang w:val="en-GB"/>
+        </w:rPr>
         <w:t xml:space="preserve"> </w:t>
       </w:r>
       <w:r>
@@ -5092,201 +5199,8 @@
           <w:shd w:val="clear" w:color="auto" w:fill="F8F9FA"/>
           <w:lang w:val="en-GB"/>
         </w:rPr>
-        <w:t>A</w:t>
-      </w:r>
-      <w:r>
-        <w:rPr>
-          <w:color w:val="000000"/>
-          <w:shd w:val="clear" w:color="auto" w:fill="F8F9FA"/>
-          <w:lang w:val="en-GB"/>
-        </w:rPr>
-        <w:t>ll</w:t>
-      </w:r>
-      <w:r>
-        <w:rPr>
-          <w:color w:val="000000"/>
-          <w:shd w:val="clear" w:color="auto" w:fill="F8F9FA"/>
-          <w:lang w:val="en-GB"/>
-        </w:rPr>
-        <w:t>’</w:t>
-      </w:r>
-      <w:r>
-        <w:rPr>
-          <w:color w:val="000000"/>
-          <w:shd w:val="clear" w:color="auto" w:fill="F8F9FA"/>
-          <w:lang w:val="en-GB"/>
-        </w:rPr>
-        <w:t xml:space="preserve"> strategy developed by Director-General Halfdan Mahler in 1981 and reconfirmed by Lee in 2003</w:t>
-      </w:r>
-      <w:r>
-        <w:rPr>
-          <w:color w:val="000000"/>
-          <w:shd w:val="clear" w:color="auto" w:fill="F8F9FA"/>
-          <w:lang w:val="en-GB"/>
-        </w:rPr>
-        <w:t>.</w:t>
-      </w:r>
-      <w:r>
-        <w:rPr>
-          <w:color w:val="000000"/>
-          <w:shd w:val="clear" w:color="auto" w:fill="F8F9FA"/>
-          <w:lang w:val="en-GB"/>
-        </w:rPr>
-        <w:t xml:space="preserve"> For </w:t>
-      </w:r>
-      <w:r>
-        <w:rPr>
-          <w:color w:val="000000"/>
-          <w:shd w:val="clear" w:color="auto" w:fill="F8F9FA"/>
-          <w:lang w:val="en-GB"/>
-        </w:rPr>
-        <w:t>her</w:t>
-      </w:r>
-      <w:r>
-        <w:rPr>
-          <w:color w:val="000000"/>
-          <w:shd w:val="clear" w:color="auto" w:fill="F8F9FA"/>
-          <w:lang w:val="en-GB"/>
-        </w:rPr>
-        <w:t xml:space="preserve"> long-term vision </w:t>
-      </w:r>
-      <w:r>
-        <w:rPr>
-          <w:color w:val="000000"/>
-          <w:shd w:val="clear" w:color="auto" w:fill="F8F9FA"/>
-          <w:lang w:val="en-GB"/>
-        </w:rPr>
-        <w:t>Chan</w:t>
-      </w:r>
-      <w:r>
-        <w:rPr>
-          <w:color w:val="000000"/>
-          <w:shd w:val="clear" w:color="auto" w:fill="F8F9FA"/>
-          <w:lang w:val="en-GB"/>
-        </w:rPr>
-        <w:t xml:space="preserve"> needed the support of the six </w:t>
-      </w:r>
-      <w:r>
-        <w:rPr>
-          <w:color w:val="000000"/>
-          <w:shd w:val="clear" w:color="auto" w:fill="F8F9FA"/>
-          <w:lang w:val="en-GB"/>
-        </w:rPr>
-        <w:t>r</w:t>
-      </w:r>
-      <w:r>
-        <w:rPr>
-          <w:color w:val="000000"/>
-          <w:shd w:val="clear" w:color="auto" w:fill="F8F9FA"/>
-          <w:lang w:val="en-GB"/>
-        </w:rPr>
-        <w:t xml:space="preserve">egional </w:t>
-      </w:r>
-      <w:r>
-        <w:rPr>
-          <w:color w:val="000000"/>
-          <w:shd w:val="clear" w:color="auto" w:fill="F8F9FA"/>
-          <w:lang w:val="en-GB"/>
-        </w:rPr>
-        <w:t>d</w:t>
-      </w:r>
-      <w:r>
-        <w:rPr>
-          <w:color w:val="000000"/>
-          <w:shd w:val="clear" w:color="auto" w:fill="F8F9FA"/>
-          <w:lang w:val="en-GB"/>
-        </w:rPr>
-        <w:t>irectors</w:t>
-      </w:r>
-      <w:r>
-        <w:rPr>
-          <w:color w:val="000000"/>
-          <w:shd w:val="clear" w:color="auto" w:fill="F8F9FA"/>
-          <w:lang w:val="en-GB"/>
-        </w:rPr>
-        <w:t>, wh</w:t>
-      </w:r>
-      <w:r>
-        <w:rPr>
-          <w:color w:val="000000"/>
-          <w:shd w:val="clear" w:color="auto" w:fill="F8F9FA"/>
-          <w:lang w:val="en-GB"/>
-        </w:rPr>
-        <w:t>o</w:t>
-      </w:r>
-      <w:r>
-        <w:rPr>
-          <w:color w:val="000000"/>
-          <w:shd w:val="clear" w:color="auto" w:fill="F8F9FA"/>
-          <w:lang w:val="en-GB"/>
-        </w:rPr>
-        <w:t xml:space="preserve"> </w:t>
-      </w:r>
-      <w:r>
-        <w:rPr>
-          <w:color w:val="000000"/>
-          <w:shd w:val="clear" w:color="auto" w:fill="F8F9FA"/>
-          <w:lang w:val="en-GB"/>
-        </w:rPr>
-        <w:t xml:space="preserve">hold </w:t>
-      </w:r>
-      <w:r>
-        <w:rPr>
-          <w:color w:val="000000"/>
-          <w:shd w:val="clear" w:color="auto" w:fill="F8F9FA"/>
-          <w:lang w:val="en-GB"/>
-        </w:rPr>
-        <w:t xml:space="preserve">rather autonomous positions within the WHO, including their influence at country level. </w:t>
-      </w:r>
-      <w:proofErr w:type="gramStart"/>
-      <w:r>
-        <w:rPr>
-          <w:color w:val="000000"/>
-          <w:shd w:val="clear" w:color="auto" w:fill="F8F9FA"/>
-          <w:lang w:val="en-GB"/>
-        </w:rPr>
-        <w:t>In order to</w:t>
-      </w:r>
-      <w:proofErr w:type="gramEnd"/>
-      <w:r>
-        <w:rPr>
-          <w:color w:val="000000"/>
-          <w:shd w:val="clear" w:color="auto" w:fill="F8F9FA"/>
-          <w:lang w:val="en-GB"/>
-        </w:rPr>
-        <w:t xml:space="preserve"> reach agreement</w:t>
-      </w:r>
-      <w:r>
-        <w:rPr>
-          <w:color w:val="000000"/>
-          <w:shd w:val="clear" w:color="auto" w:fill="F8F9FA"/>
-          <w:lang w:val="en-GB"/>
-        </w:rPr>
-        <w:t xml:space="preserve"> about </w:t>
-      </w:r>
-      <w:r>
-        <w:rPr>
-          <w:color w:val="000000"/>
-          <w:shd w:val="clear" w:color="auto" w:fill="F8F9FA"/>
-          <w:lang w:val="en-GB"/>
-        </w:rPr>
-        <w:t>her</w:t>
-      </w:r>
-      <w:r>
-        <w:rPr>
-          <w:color w:val="000000"/>
-          <w:shd w:val="clear" w:color="auto" w:fill="F8F9FA"/>
-          <w:lang w:val="en-GB"/>
-        </w:rPr>
-        <w:t xml:space="preserve"> vision</w:t>
-      </w:r>
-      <w:r>
-        <w:rPr>
-          <w:color w:val="000000"/>
-          <w:shd w:val="clear" w:color="auto" w:fill="F8F9FA"/>
-          <w:lang w:val="en-GB"/>
-        </w:rPr>
-        <w:t xml:space="preserve"> a comprehensive series of regional conferences </w:t>
+        <w:lastRenderedPageBreak/>
+        <w:t xml:space="preserve">a comprehensive series of regional conferences </w:t>
       </w:r>
       <w:r>
         <w:rPr>
@@ -5366,7 +5280,6 @@
           <w:shd w:val="clear" w:color="auto" w:fill="F8F9FA"/>
           <w:lang w:val="en-GB"/>
         </w:rPr>
-        <w:lastRenderedPageBreak/>
         <w:t xml:space="preserve">performing </w:t>
       </w:r>
       <w:r>
@@ -7029,7 +6942,16 @@
           <w:shd w:val="clear" w:color="auto" w:fill="F8F9FA"/>
           <w:lang w:val="en-GB"/>
         </w:rPr>
-        <w:t xml:space="preserve"> noted ‘failures in both technical judgement and political leadership’ (Moon et al. 2015: 2206). </w:t>
+        <w:t xml:space="preserve"> noted ‘failures in both technical judgement and political leadership’ </w:t>
+      </w:r>
+      <w:r>
+        <w:rPr>
+          <w:color w:val="000000"/>
+          <w:shd w:val="clear" w:color="auto" w:fill="F8F9FA"/>
+          <w:lang w:val="en-GB"/>
+        </w:rPr>
+        <w:lastRenderedPageBreak/>
+        <w:t xml:space="preserve">(Moon et al. 2015: 2206). </w:t>
       </w:r>
       <w:r>
         <w:rPr>
@@ -7061,16 +6983,7 @@
           <w:shd w:val="clear" w:color="auto" w:fill="F8F9FA"/>
           <w:lang w:val="en-GB"/>
         </w:rPr>
-        <w:t xml:space="preserve">Lack of resources and </w:t>
-      </w:r>
-      <w:r>
-        <w:rPr>
-          <w:color w:val="000000"/>
-          <w:shd w:val="clear" w:color="auto" w:fill="F8F9FA"/>
-          <w:lang w:val="en-GB"/>
-        </w:rPr>
-        <w:lastRenderedPageBreak/>
-        <w:t>overlapping lines of command play</w:t>
+        <w:t>Lack of resources and overlapping lines of command play</w:t>
       </w:r>
       <w:r>
         <w:rPr>
@@ -8259,25 +8172,7 @@
           <w:shd w:val="clear" w:color="auto" w:fill="F8F9FA"/>
           <w:lang w:val="en-GB"/>
         </w:rPr>
-        <w:t xml:space="preserve">‘Statement by </w:t>
-      </w:r>
-      <w:proofErr w:type="spellStart"/>
-      <w:r>
-        <w:rPr>
-          <w:color w:val="000000"/>
-          <w:shd w:val="clear" w:color="auto" w:fill="F8F9FA"/>
-          <w:lang w:val="en-GB"/>
-        </w:rPr>
-        <w:t>Dr.</w:t>
-      </w:r>
-      <w:proofErr w:type="spellEnd"/>
-      <w:r>
-        <w:rPr>
-          <w:color w:val="000000"/>
-          <w:shd w:val="clear" w:color="auto" w:fill="F8F9FA"/>
-          <w:lang w:val="en-GB"/>
-        </w:rPr>
-        <w:t xml:space="preserve"> Margaret Chan, WHO Director-General, on the Occasion of International Women’s Day’</w:t>
+        <w:t>‘Statement by Dr. Margaret Chan, WHO Director-General, on the Occasion of International Women’s Day’</w:t>
       </w:r>
       <w:r>
         <w:rPr>
@@ -8345,7 +8240,7 @@
         </w:rPr>
         <w:t xml:space="preserve"> </w:t>
       </w:r>
-      <w:hyperlink r:id="rId8" w:history="1">
+      <w:hyperlink r:id="rId7" w:history="1">
         <w:r>
           <w:rPr>
             <w:rStyle w:val="Hyperlink"/>
@@ -8422,25 +8317,7 @@
           <w:shd w:val="clear" w:color="auto" w:fill="F8F9FA"/>
           <w:lang w:val="en-GB"/>
         </w:rPr>
-        <w:t xml:space="preserve">, Geneva 2007 (Global Health Report, with Th. Prentice and L. Tucker </w:t>
-      </w:r>
-      <w:proofErr w:type="spellStart"/>
-      <w:r>
-        <w:rPr>
-          <w:color w:val="000000"/>
-          <w:shd w:val="clear" w:color="auto" w:fill="F8F9FA"/>
-          <w:lang w:val="en-GB"/>
-        </w:rPr>
-        <w:t>Reiners</w:t>
-      </w:r>
-      <w:proofErr w:type="spellEnd"/>
-      <w:r>
-        <w:rPr>
-          <w:color w:val="000000"/>
-          <w:shd w:val="clear" w:color="auto" w:fill="F8F9FA"/>
-          <w:lang w:val="en-GB"/>
-        </w:rPr>
-        <w:t>);</w:t>
+        <w:t>, Geneva 2007 (Global Health Report, with Th. Prentice and L. Tucker Reiners);</w:t>
       </w:r>
       <w:r>
         <w:rPr>
@@ -8818,47 +8695,7 @@
           <w:shd w:val="clear" w:color="auto" w:fill="F8F9FA"/>
           <w:lang w:val="en-GB"/>
         </w:rPr>
-        <w:t>Bulletin of the World Health Organization</w:t>
-      </w:r>
-      <w:r>
-        <w:rPr>
-          <w:color w:val="000000"/>
-          <w:shd w:val="clear" w:color="auto" w:fill="F8F9FA"/>
-          <w:lang w:val="en-GB"/>
-        </w:rPr>
-        <w:t xml:space="preserve">, </w:t>
-      </w:r>
-      <w:r>
-        <w:rPr>
-          <w:color w:val="000000"/>
-          <w:shd w:val="clear" w:color="auto" w:fill="F8F9FA"/>
-          <w:lang w:val="en-GB"/>
-        </w:rPr>
-        <w:t>93, December 2015, 818-818A;</w:t>
-      </w:r>
-      <w:r>
-        <w:rPr>
-          <w:color w:val="000000"/>
-          <w:shd w:val="clear" w:color="auto" w:fill="F8F9FA"/>
-          <w:lang w:val="en-GB"/>
-        </w:rPr>
-        <w:t xml:space="preserve"> </w:t>
-      </w:r>
-      <w:r>
-        <w:rPr>
-          <w:color w:val="000000"/>
-          <w:shd w:val="clear" w:color="auto" w:fill="F8F9FA"/>
-          <w:lang w:val="en-GB"/>
-        </w:rPr>
-        <w:t xml:space="preserve">‘Achieving a Cleaner, More Sustainable, and Healthier Future’ </w:t>
-      </w:r>
-      <w:r>
-        <w:rPr>
-          <w:color w:val="000000"/>
-          <w:shd w:val="clear" w:color="auto" w:fill="F8F9FA"/>
-          <w:lang w:val="en-GB"/>
-        </w:rPr>
-        <w:t xml:space="preserve">in </w:t>
+        <w:t xml:space="preserve">Bulletin of the World Health </w:t>
       </w:r>
       <w:r>
         <w:rPr>
@@ -8868,31 +8705,48 @@
           <w:shd w:val="clear" w:color="auto" w:fill="F8F9FA"/>
           <w:lang w:val="en-GB"/>
         </w:rPr>
-        <w:t>The Lancet</w:t>
-      </w:r>
-      <w:r>
-        <w:rPr>
-          <w:color w:val="000000"/>
-          <w:shd w:val="clear" w:color="auto" w:fill="F8F9FA"/>
-          <w:lang w:val="en-GB"/>
-        </w:rPr>
-        <w:t>, 386</w:t>
-      </w:r>
-      <w:r>
-        <w:rPr>
-          <w:color w:val="000000"/>
-          <w:shd w:val="clear" w:color="auto" w:fill="F8F9FA"/>
-          <w:lang w:val="en-GB"/>
-        </w:rPr>
-        <w:t>/10006</w:t>
-      </w:r>
-      <w:r>
-        <w:rPr>
-          <w:color w:val="000000"/>
-          <w:shd w:val="clear" w:color="auto" w:fill="F8F9FA"/>
-          <w:lang w:val="en-GB"/>
-        </w:rPr>
-        <w:t xml:space="preserve">, 7 November 2015, e27-e28; </w:t>
+        <w:lastRenderedPageBreak/>
+        <w:t>Organization</w:t>
+      </w:r>
+      <w:r>
+        <w:rPr>
+          <w:color w:val="000000"/>
+          <w:shd w:val="clear" w:color="auto" w:fill="F8F9FA"/>
+          <w:lang w:val="en-GB"/>
+        </w:rPr>
+        <w:t xml:space="preserve">, </w:t>
+      </w:r>
+      <w:r>
+        <w:rPr>
+          <w:color w:val="000000"/>
+          <w:shd w:val="clear" w:color="auto" w:fill="F8F9FA"/>
+          <w:lang w:val="en-GB"/>
+        </w:rPr>
+        <w:t>93, December 2015, 818-818A;</w:t>
+      </w:r>
+      <w:r>
+        <w:rPr>
+          <w:color w:val="000000"/>
+          <w:shd w:val="clear" w:color="auto" w:fill="F8F9FA"/>
+          <w:lang w:val="en-GB"/>
+        </w:rPr>
+        <w:t xml:space="preserve"> </w:t>
+      </w:r>
+      <w:r>
+        <w:rPr>
+          <w:color w:val="000000"/>
+          <w:shd w:val="clear" w:color="auto" w:fill="F8F9FA"/>
+          <w:lang w:val="en-GB"/>
+        </w:rPr>
+        <w:t xml:space="preserve">‘Achieving a Cleaner, More Sustainable, and Healthier Future’ </w:t>
+      </w:r>
+      <w:r>
+        <w:rPr>
+          <w:color w:val="000000"/>
+          <w:shd w:val="clear" w:color="auto" w:fill="F8F9FA"/>
+          <w:lang w:val="en-GB"/>
+        </w:rPr>
+        <w:t xml:space="preserve">in </w:t>
       </w:r>
       <w:r>
         <w:rPr>
@@ -8902,7 +8756,31 @@
           <w:shd w:val="clear" w:color="auto" w:fill="F8F9FA"/>
           <w:lang w:val="en-GB"/>
         </w:rPr>
-        <w:t xml:space="preserve">Ten Years in Public </w:t>
+        <w:t>The Lancet</w:t>
+      </w:r>
+      <w:r>
+        <w:rPr>
+          <w:color w:val="000000"/>
+          <w:shd w:val="clear" w:color="auto" w:fill="F8F9FA"/>
+          <w:lang w:val="en-GB"/>
+        </w:rPr>
+        <w:t>, 386</w:t>
+      </w:r>
+      <w:r>
+        <w:rPr>
+          <w:color w:val="000000"/>
+          <w:shd w:val="clear" w:color="auto" w:fill="F8F9FA"/>
+          <w:lang w:val="en-GB"/>
+        </w:rPr>
+        <w:t>/10006</w:t>
+      </w:r>
+      <w:r>
+        <w:rPr>
+          <w:color w:val="000000"/>
+          <w:shd w:val="clear" w:color="auto" w:fill="F8F9FA"/>
+          <w:lang w:val="en-GB"/>
+        </w:rPr>
+        <w:t xml:space="preserve">, 7 November 2015, e27-e28; </w:t>
       </w:r>
       <w:r>
         <w:rPr>
@@ -8912,8 +8790,7 @@
           <w:shd w:val="clear" w:color="auto" w:fill="F8F9FA"/>
           <w:lang w:val="en-GB"/>
         </w:rPr>
-        <w:lastRenderedPageBreak/>
-        <w:t>Health 2007-2017</w:t>
+        <w:t>Ten Years in Public Health 2007-2017</w:t>
       </w:r>
       <w:r>
         <w:rPr>
@@ -8963,7 +8840,7 @@
         </w:rPr>
         <w:t xml:space="preserve">available at </w:t>
       </w:r>
-      <w:hyperlink r:id="rId9" w:history="1">
+      <w:hyperlink r:id="rId8" w:history="1">
         <w:r>
           <w:rPr>
             <w:rStyle w:val="Hyperlink"/>
@@ -9386,25 +9263,7 @@
           <w:shd w:val="clear" w:color="auto" w:fill="F8F9FA"/>
           <w:lang w:val="en-GB"/>
         </w:rPr>
-        <w:t xml:space="preserve">U. </w:t>
-      </w:r>
-      <w:proofErr w:type="spellStart"/>
-      <w:r>
-        <w:rPr>
-          <w:color w:val="000000"/>
-          <w:shd w:val="clear" w:color="auto" w:fill="F8F9FA"/>
-          <w:lang w:val="en-GB"/>
-        </w:rPr>
-        <w:t>Samarasekera</w:t>
-      </w:r>
-      <w:proofErr w:type="spellEnd"/>
-      <w:r>
-        <w:rPr>
-          <w:color w:val="000000"/>
-          <w:shd w:val="clear" w:color="auto" w:fill="F8F9FA"/>
-          <w:lang w:val="en-GB"/>
-        </w:rPr>
-        <w:t xml:space="preserve">, ‘Margaret Chan’s Vision for WHO’ </w:t>
+        <w:t xml:space="preserve">U. Samarasekera, ‘Margaret Chan’s Vision for WHO’ </w:t>
       </w:r>
       <w:r>
         <w:rPr>
@@ -9764,25 +9623,7 @@
           <w:shd w:val="clear" w:color="auto" w:fill="F8F9FA"/>
           <w:lang w:val="en-GB"/>
         </w:rPr>
-        <w:t xml:space="preserve">‘Exclusive Interview with WHO’s </w:t>
-      </w:r>
-      <w:proofErr w:type="spellStart"/>
-      <w:r>
-        <w:rPr>
-          <w:color w:val="000000"/>
-          <w:shd w:val="clear" w:color="auto" w:fill="F8F9FA"/>
-          <w:lang w:val="en-GB"/>
-        </w:rPr>
-        <w:t>Dr.</w:t>
-      </w:r>
-      <w:proofErr w:type="spellEnd"/>
-      <w:r>
-        <w:rPr>
-          <w:color w:val="000000"/>
-          <w:shd w:val="clear" w:color="auto" w:fill="F8F9FA"/>
-          <w:lang w:val="en-GB"/>
-        </w:rPr>
-        <w:t xml:space="preserve"> Margaret Chan’ </w:t>
+        <w:t xml:space="preserve">‘Exclusive Interview with WHO’s Dr. Margaret Chan’ </w:t>
       </w:r>
       <w:r>
         <w:rPr>
@@ -9810,7 +9651,7 @@
         </w:rPr>
         <w:t xml:space="preserve">, April-May 2011, available at </w:t>
       </w:r>
-      <w:hyperlink r:id="rId10" w:history="1">
+      <w:hyperlink r:id="rId9" w:history="1">
         <w:r>
           <w:rPr>
             <w:rStyle w:val="Hyperlink"/>
@@ -9835,25 +9676,7 @@
           <w:shd w:val="clear" w:color="auto" w:fill="F8F9FA"/>
           <w:lang w:val="en-GB"/>
         </w:rPr>
-        <w:t xml:space="preserve">N. </w:t>
-      </w:r>
-      <w:proofErr w:type="spellStart"/>
-      <w:r>
-        <w:rPr>
-          <w:color w:val="000000"/>
-          <w:shd w:val="clear" w:color="auto" w:fill="F8F9FA"/>
-          <w:lang w:val="en-GB"/>
-        </w:rPr>
-        <w:t>Chorev</w:t>
-      </w:r>
-      <w:proofErr w:type="spellEnd"/>
-      <w:r>
-        <w:rPr>
-          <w:color w:val="000000"/>
-          <w:shd w:val="clear" w:color="auto" w:fill="F8F9FA"/>
-          <w:lang w:val="en-GB"/>
-        </w:rPr>
-        <w:t xml:space="preserve">, </w:t>
+        <w:t xml:space="preserve">N. Chorev, </w:t>
       </w:r>
       <w:r>
         <w:rPr>
@@ -10185,7 +10008,7 @@
         </w:rPr>
         <w:t xml:space="preserve"> available at </w:t>
       </w:r>
-      <w:hyperlink r:id="rId11" w:history="1">
+      <w:hyperlink r:id="rId10" w:history="1">
         <w:r>
           <w:rPr>
             <w:rStyle w:val="Hyperlink"/>
@@ -10238,7 +10061,7 @@
         </w:rPr>
         <w:t xml:space="preserve">, 15 March 2018, 381-434, available at </w:t>
       </w:r>
-      <w:hyperlink r:id="rId12" w:history="1">
+      <w:hyperlink r:id="rId11" w:history="1">
         <w:r>
           <w:rPr>
             <w:rStyle w:val="Hyperlink"/>
@@ -10273,7 +10096,7 @@
         </w:rPr>
         <w:t xml:space="preserve">‘Former Director-General: Dr Margaret Chan’, available at </w:t>
       </w:r>
-      <w:hyperlink r:id="rId13" w:history="1">
+      <w:hyperlink r:id="rId12" w:history="1">
         <w:r>
           <w:rPr>
             <w:rStyle w:val="Hyperlink"/>
@@ -10467,7 +10290,7 @@
         </w:rPr>
         <w:t xml:space="preserve">Eisenberg, </w:t>
       </w:r>
-      <w:hyperlink r:id="rId14" w:history="1">
+      <w:hyperlink r:id="rId13" w:history="1">
         <w:r>
           <w:rPr>
             <w:rStyle w:val="Hyperlink"/>
@@ -10485,9 +10308,9 @@
       </w:r>
     </w:p>
     <w:sectPr>
-      <w:headerReference w:type="even" r:id="rId15"/>
-      <w:headerReference w:type="default" r:id="rId16"/>
-      <w:footerReference w:type="default" r:id="rId17"/>
+      <w:headerReference w:type="even" r:id="rId14"/>
+      <w:headerReference w:type="default" r:id="rId15"/>
+      <w:footerReference w:type="default" r:id="rId16"/>
       <w:pgSz w:w="11900" w:h="16840"/>
       <w:pgMar w:top="1418" w:right="1418" w:bottom="1418" w:left="1418" w:header="709" w:footer="709" w:gutter="0"/>
       <w:cols w:space="708"/>
@@ -10498,7 +10321,7 @@
 </file>
 
 <file path=word/endnotes.xml><?xml version="1.0" encoding="utf-8"?>
-<w:endnotes xmlns:wpc="http://schemas.microsoft.com/office/word/2010/wordprocessingCanvas" xmlns:cx="http://schemas.microsoft.com/office/drawing/2014/chartex" xmlns:cx1="http://schemas.microsoft.com/office/drawing/2015/9/8/chartex" xmlns:cx2="http://schemas.microsoft.com/office/drawing/2015/10/21/chartex" xmlns:cx3="http://schemas.microsoft.com/office/drawing/2016/5/9/chartex" xmlns:cx4="http://schemas.microsoft.com/office/drawing/2016/5/10/chartex" xmlns:cx5="http://schemas.microsoft.com/office/drawing/2016/5/11/chartex" xmlns:cx6="http://schemas.microsoft.com/office/drawing/2016/5/12/chartex" xmlns:cx7="http://schemas.microsoft.com/office/drawing/2016/5/13/chartex" xmlns:cx8="http://schemas.microsoft.com/office/drawing/2016/5/14/chartex" xmlns:mc="http://schemas.openxmlformats.org/markup-compatibility/2006" xmlns:aink="http://schemas.microsoft.com/office/drawing/2016/ink" xmlns:am3d="http://schemas.microsoft.com/office/drawing/2017/model3d" xmlns:o="urn:schemas-microsoft-com:office:office" xmlns:oel="http://schemas.microsoft.com/office/2019/extlst" xmlns:r="http://schemas.openxmlformats.org/officeDocument/2006/relationships" xmlns:m="http://schemas.openxmlformats.org/officeDocument/2006/math" xmlns:v="urn:schemas-microsoft-com:vml" xmlns:wp14="http://schemas.microsoft.com/office/word/2010/wordprocessingDrawing" xmlns:wp="http://schemas.openxmlformats.org/drawingml/2006/wordprocessingDrawing" xmlns:w10="urn:schemas-microsoft-com:office:word" xmlns:w="http://schemas.openxmlformats.org/wordprocessingml/2006/main" xmlns:w14="http://schemas.microsoft.com/office/word/2010/wordml" xmlns:w15="http://schemas.microsoft.com/office/word/2012/wordml" xmlns:w16cex="http://schemas.microsoft.com/office/word/2018/wordml/cex" xmlns:w16cid="http://schemas.microsoft.com/office/word/2016/wordml/cid" xmlns:w16="http://schemas.microsoft.com/office/word/2018/wordml" xmlns:w16du="http://schemas.microsoft.com/office/word/2023/wordml/word16du" xmlns:w16sdtdh="http://schemas.microsoft.com/office/word/2020/wordml/sdtdatahash" xmlns:w16sdtfl="http://schemas.microsoft.com/office/word/2024/wordml/sdtformatlock" xmlns:w16se="http://schemas.microsoft.com/office/word/2015/wordml/symex" xmlns:wpg="http://schemas.microsoft.com/office/word/2010/wordprocessingGroup" xmlns:wpi="http://schemas.microsoft.com/office/word/2010/wordprocessingInk" xmlns:wne="http://schemas.microsoft.com/office/word/2006/wordml" xmlns:wps="http://schemas.microsoft.com/office/word/2010/wordprocessingShape" mc:Ignorable="w14 w15 w16se w16cid w16 w16cex w16sdtdh w16sdtfl w16du wp14">
+<w:endnotes xmlns:wpc="http://schemas.microsoft.com/office/word/2010/wordprocessingCanvas" xmlns:cx="http://schemas.microsoft.com/office/drawing/2014/chartex" xmlns:cx1="http://schemas.microsoft.com/office/drawing/2015/9/8/chartex" xmlns:cx2="http://schemas.microsoft.com/office/drawing/2015/10/21/chartex" xmlns:cx3="http://schemas.microsoft.com/office/drawing/2016/5/9/chartex" xmlns:cx4="http://schemas.microsoft.com/office/drawing/2016/5/10/chartex" xmlns:cx5="http://schemas.microsoft.com/office/drawing/2016/5/11/chartex" xmlns:cx6="http://schemas.microsoft.com/office/drawing/2016/5/12/chartex" xmlns:cx7="http://schemas.microsoft.com/office/drawing/2016/5/13/chartex" xmlns:cx8="http://schemas.microsoft.com/office/drawing/2016/5/14/chartex" xmlns:mc="http://schemas.openxmlformats.org/markup-compatibility/2006" xmlns:m="http://schemas.openxmlformats.org/officeDocument/2006/math" xmlns:aink="http://schemas.microsoft.com/office/drawing/2016/ink" xmlns:am3d="http://schemas.microsoft.com/office/drawing/2017/model3d" xmlns:oel="http://schemas.microsoft.com/office/2019/extlst" xmlns:r="http://schemas.openxmlformats.org/officeDocument/2006/relationships" xmlns:wp14="http://schemas.microsoft.com/office/word/2010/wordprocessingDrawing" xmlns:wp="http://schemas.openxmlformats.org/drawingml/2006/wordprocessingDrawing" xmlns:wpg="http://schemas.microsoft.com/office/word/2010/wordprocessingGroup" xmlns:wpi="http://schemas.microsoft.com/office/word/2010/wordprocessingInk" xmlns:wps="http://schemas.microsoft.com/office/word/2010/wordprocessingShape" xmlns:o="urn:schemas-microsoft-com:office:office" xmlns:v="urn:schemas-microsoft-com:vml" xmlns:w10="urn:schemas-microsoft-com:office:word" xmlns:w="http://schemas.openxmlformats.org/wordprocessingml/2006/main" xmlns:w14="http://schemas.microsoft.com/office/word/2010/wordml" xmlns:w15="http://schemas.microsoft.com/office/word/2012/wordml" xmlns:w16cei="http://schemas.microsoft.com/office/word/2026/wordml/cei" xmlns:w16cex="http://schemas.microsoft.com/office/word/2018/wordml/cex" xmlns:w16cid="http://schemas.microsoft.com/office/word/2016/wordml/cid" xmlns:w16="http://schemas.microsoft.com/office/word/2018/wordml" xmlns:w16sdtdh="http://schemas.microsoft.com/office/word/2020/wordml/sdtdatahash" xmlns:w16sdtfl="http://schemas.microsoft.com/office/word/2024/wordml/sdtformatlock" xmlns:w16se="http://schemas.microsoft.com/office/word/2015/wordml/symex" xmlns:w16du="http://schemas.microsoft.com/office/word/2023/wordml/word16du" xmlns:wne="http://schemas.microsoft.com/office/word/2006/wordml" mc:Ignorable="w14 w15 w16se w16cid w16 w16cex w16sdtdh w16sdtfl w16du wp14">
   <w:endnote w:type="separator" w:id="-1">
     <w:p>
       <w:r>
@@ -10517,7 +10340,7 @@
 </file>
 
 <file path=word/footer1.xml><?xml version="1.0" encoding="utf-8"?>
-<w:ftr xmlns:wpc="http://schemas.microsoft.com/office/word/2010/wordprocessingCanvas" xmlns:cx="http://schemas.microsoft.com/office/drawing/2014/chartex" xmlns:cx1="http://schemas.microsoft.com/office/drawing/2015/9/8/chartex" xmlns:cx2="http://schemas.microsoft.com/office/drawing/2015/10/21/chartex" xmlns:cx3="http://schemas.microsoft.com/office/drawing/2016/5/9/chartex" xmlns:cx4="http://schemas.microsoft.com/office/drawing/2016/5/10/chartex" xmlns:cx5="http://schemas.microsoft.com/office/drawing/2016/5/11/chartex" xmlns:cx6="http://schemas.microsoft.com/office/drawing/2016/5/12/chartex" xmlns:cx7="http://schemas.microsoft.com/office/drawing/2016/5/13/chartex" xmlns:cx8="http://schemas.microsoft.com/office/drawing/2016/5/14/chartex" xmlns:mc="http://schemas.openxmlformats.org/markup-compatibility/2006" xmlns:aink="http://schemas.microsoft.com/office/drawing/2016/ink" xmlns:am3d="http://schemas.microsoft.com/office/drawing/2017/model3d" xmlns:o="urn:schemas-microsoft-com:office:office" xmlns:oel="http://schemas.microsoft.com/office/2019/extlst" xmlns:r="http://schemas.openxmlformats.org/officeDocument/2006/relationships" xmlns:m="http://schemas.openxmlformats.org/officeDocument/2006/math" xmlns:v="urn:schemas-microsoft-com:vml" xmlns:wp14="http://schemas.microsoft.com/office/word/2010/wordprocessingDrawing" xmlns:wp="http://schemas.openxmlformats.org/drawingml/2006/wordprocessingDrawing" xmlns:w10="urn:schemas-microsoft-com:office:word" xmlns:w="http://schemas.openxmlformats.org/wordprocessingml/2006/main" xmlns:w14="http://schemas.microsoft.com/office/word/2010/wordml" xmlns:w15="http://schemas.microsoft.com/office/word/2012/wordml" xmlns:w16cex="http://schemas.microsoft.com/office/word/2018/wordml/cex" xmlns:w16cid="http://schemas.microsoft.com/office/word/2016/wordml/cid" xmlns:w16="http://schemas.microsoft.com/office/word/2018/wordml" xmlns:w16du="http://schemas.microsoft.com/office/word/2023/wordml/word16du" xmlns:w16sdtdh="http://schemas.microsoft.com/office/word/2020/wordml/sdtdatahash" xmlns:w16sdtfl="http://schemas.microsoft.com/office/word/2024/wordml/sdtformatlock" xmlns:w16se="http://schemas.microsoft.com/office/word/2015/wordml/symex" xmlns:wpg="http://schemas.microsoft.com/office/word/2010/wordprocessingGroup" xmlns:wpi="http://schemas.microsoft.com/office/word/2010/wordprocessingInk" xmlns:wne="http://schemas.microsoft.com/office/word/2006/wordml" xmlns:wps="http://schemas.microsoft.com/office/word/2010/wordprocessingShape" mc:Ignorable="w14 w15 w16se w16cid w16 w16cex w16sdtdh w16sdtfl w16du wp14">
+<w:ftr xmlns:wpc="http://schemas.microsoft.com/office/word/2010/wordprocessingCanvas" xmlns:cx="http://schemas.microsoft.com/office/drawing/2014/chartex" xmlns:cx1="http://schemas.microsoft.com/office/drawing/2015/9/8/chartex" xmlns:cx2="http://schemas.microsoft.com/office/drawing/2015/10/21/chartex" xmlns:cx3="http://schemas.microsoft.com/office/drawing/2016/5/9/chartex" xmlns:cx4="http://schemas.microsoft.com/office/drawing/2016/5/10/chartex" xmlns:cx5="http://schemas.microsoft.com/office/drawing/2016/5/11/chartex" xmlns:cx6="http://schemas.microsoft.com/office/drawing/2016/5/12/chartex" xmlns:cx7="http://schemas.microsoft.com/office/drawing/2016/5/13/chartex" xmlns:cx8="http://schemas.microsoft.com/office/drawing/2016/5/14/chartex" xmlns:mc="http://schemas.openxmlformats.org/markup-compatibility/2006" xmlns:m="http://schemas.openxmlformats.org/officeDocument/2006/math" xmlns:aink="http://schemas.microsoft.com/office/drawing/2016/ink" xmlns:am3d="http://schemas.microsoft.com/office/drawing/2017/model3d" xmlns:oel="http://schemas.microsoft.com/office/2019/extlst" xmlns:r="http://schemas.openxmlformats.org/officeDocument/2006/relationships" xmlns:wp14="http://schemas.microsoft.com/office/word/2010/wordprocessingDrawing" xmlns:wp="http://schemas.openxmlformats.org/drawingml/2006/wordprocessingDrawing" xmlns:wpg="http://schemas.microsoft.com/office/word/2010/wordprocessingGroup" xmlns:wpi="http://schemas.microsoft.com/office/word/2010/wordprocessingInk" xmlns:wps="http://schemas.microsoft.com/office/word/2010/wordprocessingShape" xmlns:o="urn:schemas-microsoft-com:office:office" xmlns:v="urn:schemas-microsoft-com:vml" xmlns:w10="urn:schemas-microsoft-com:office:word" xmlns:w="http://schemas.openxmlformats.org/wordprocessingml/2006/main" xmlns:w14="http://schemas.microsoft.com/office/word/2010/wordml" xmlns:w15="http://schemas.microsoft.com/office/word/2012/wordml" xmlns:w16cei="http://schemas.microsoft.com/office/word/2026/wordml/cei" xmlns:w16cex="http://schemas.microsoft.com/office/word/2018/wordml/cex" xmlns:w16cid="http://schemas.microsoft.com/office/word/2016/wordml/cid" xmlns:w16="http://schemas.microsoft.com/office/word/2018/wordml" xmlns:w16sdtdh="http://schemas.microsoft.com/office/word/2020/wordml/sdtdatahash" xmlns:w16sdtfl="http://schemas.microsoft.com/office/word/2024/wordml/sdtformatlock" xmlns:w16se="http://schemas.microsoft.com/office/word/2015/wordml/symex" xmlns:w16du="http://schemas.microsoft.com/office/word/2023/wordml/word16du" xmlns:wne="http://schemas.microsoft.com/office/word/2006/wordml" mc:Ignorable="w14 w15 w16se w16cid w16 w16cex w16sdtdh w16sdtfl w16du wp14">
   <w:p>
     <w:pPr>
       <w:pStyle w:val="Voettekst"/>
@@ -10568,7 +10391,7 @@
 </file>
 
 <file path=word/footnotes.xml><?xml version="1.0" encoding="utf-8"?>
-<w:footnotes xmlns:wpc="http://schemas.microsoft.com/office/word/2010/wordprocessingCanvas" xmlns:cx="http://schemas.microsoft.com/office/drawing/2014/chartex" xmlns:cx1="http://schemas.microsoft.com/office/drawing/2015/9/8/chartex" xmlns:cx2="http://schemas.microsoft.com/office/drawing/2015/10/21/chartex" xmlns:cx3="http://schemas.microsoft.com/office/drawing/2016/5/9/chartex" xmlns:cx4="http://schemas.microsoft.com/office/drawing/2016/5/10/chartex" xmlns:cx5="http://schemas.microsoft.com/office/drawing/2016/5/11/chartex" xmlns:cx6="http://schemas.microsoft.com/office/drawing/2016/5/12/chartex" xmlns:cx7="http://schemas.microsoft.com/office/drawing/2016/5/13/chartex" xmlns:cx8="http://schemas.microsoft.com/office/drawing/2016/5/14/chartex" xmlns:mc="http://schemas.openxmlformats.org/markup-compatibility/2006" xmlns:aink="http://schemas.microsoft.com/office/drawing/2016/ink" xmlns:am3d="http://schemas.microsoft.com/office/drawing/2017/model3d" xmlns:o="urn:schemas-microsoft-com:office:office" xmlns:oel="http://schemas.microsoft.com/office/2019/extlst" xmlns:r="http://schemas.openxmlformats.org/officeDocument/2006/relationships" xmlns:m="http://schemas.openxmlformats.org/officeDocument/2006/math" xmlns:v="urn:schemas-microsoft-com:vml" xmlns:wp14="http://schemas.microsoft.com/office/word/2010/wordprocessingDrawing" xmlns:wp="http://schemas.openxmlformats.org/drawingml/2006/wordprocessingDrawing" xmlns:w10="urn:schemas-microsoft-com:office:word" xmlns:w="http://schemas.openxmlformats.org/wordprocessingml/2006/main" xmlns:w14="http://schemas.microsoft.com/office/word/2010/wordml" xmlns:w15="http://schemas.microsoft.com/office/word/2012/wordml" xmlns:w16cex="http://schemas.microsoft.com/office/word/2018/wordml/cex" xmlns:w16cid="http://schemas.microsoft.com/office/word/2016/wordml/cid" xmlns:w16="http://schemas.microsoft.com/office/word/2018/wordml" xmlns:w16du="http://schemas.microsoft.com/office/word/2023/wordml/word16du" xmlns:w16sdtdh="http://schemas.microsoft.com/office/word/2020/wordml/sdtdatahash" xmlns:w16sdtfl="http://schemas.microsoft.com/office/word/2024/wordml/sdtformatlock" xmlns:w16se="http://schemas.microsoft.com/office/word/2015/wordml/symex" xmlns:wpg="http://schemas.microsoft.com/office/word/2010/wordprocessingGroup" xmlns:wpi="http://schemas.microsoft.com/office/word/2010/wordprocessingInk" xmlns:wne="http://schemas.microsoft.com/office/word/2006/wordml" xmlns:wps="http://schemas.microsoft.com/office/word/2010/wordprocessingShape" mc:Ignorable="w14 w15 w16se w16cid w16 w16cex w16sdtdh w16sdtfl w16du wp14">
+<w:footnotes xmlns:wpc="http://schemas.microsoft.com/office/word/2010/wordprocessingCanvas" xmlns:cx="http://schemas.microsoft.com/office/drawing/2014/chartex" xmlns:cx1="http://schemas.microsoft.com/office/drawing/2015/9/8/chartex" xmlns:cx2="http://schemas.microsoft.com/office/drawing/2015/10/21/chartex" xmlns:cx3="http://schemas.microsoft.com/office/drawing/2016/5/9/chartex" xmlns:cx4="http://schemas.microsoft.com/office/drawing/2016/5/10/chartex" xmlns:cx5="http://schemas.microsoft.com/office/drawing/2016/5/11/chartex" xmlns:cx6="http://schemas.microsoft.com/office/drawing/2016/5/12/chartex" xmlns:cx7="http://schemas.microsoft.com/office/drawing/2016/5/13/chartex" xmlns:cx8="http://schemas.microsoft.com/office/drawing/2016/5/14/chartex" xmlns:mc="http://schemas.openxmlformats.org/markup-compatibility/2006" xmlns:m="http://schemas.openxmlformats.org/officeDocument/2006/math" xmlns:aink="http://schemas.microsoft.com/office/drawing/2016/ink" xmlns:am3d="http://schemas.microsoft.com/office/drawing/2017/model3d" xmlns:oel="http://schemas.microsoft.com/office/2019/extlst" xmlns:r="http://schemas.openxmlformats.org/officeDocument/2006/relationships" xmlns:wp14="http://schemas.microsoft.com/office/word/2010/wordprocessingDrawing" xmlns:wp="http://schemas.openxmlformats.org/drawingml/2006/wordprocessingDrawing" xmlns:wpg="http://schemas.microsoft.com/office/word/2010/wordprocessingGroup" xmlns:wpi="http://schemas.microsoft.com/office/word/2010/wordprocessingInk" xmlns:wps="http://schemas.microsoft.com/office/word/2010/wordprocessingShape" xmlns:o="urn:schemas-microsoft-com:office:office" xmlns:v="urn:schemas-microsoft-com:vml" xmlns:w10="urn:schemas-microsoft-com:office:word" xmlns:w="http://schemas.openxmlformats.org/wordprocessingml/2006/main" xmlns:w14="http://schemas.microsoft.com/office/word/2010/wordml" xmlns:w15="http://schemas.microsoft.com/office/word/2012/wordml" xmlns:w16cei="http://schemas.microsoft.com/office/word/2026/wordml/cei" xmlns:w16cex="http://schemas.microsoft.com/office/word/2018/wordml/cex" xmlns:w16cid="http://schemas.microsoft.com/office/word/2016/wordml/cid" xmlns:w16="http://schemas.microsoft.com/office/word/2018/wordml" xmlns:w16sdtdh="http://schemas.microsoft.com/office/word/2020/wordml/sdtdatahash" xmlns:w16sdtfl="http://schemas.microsoft.com/office/word/2024/wordml/sdtformatlock" xmlns:w16se="http://schemas.microsoft.com/office/word/2015/wordml/symex" xmlns:w16du="http://schemas.microsoft.com/office/word/2023/wordml/word16du" xmlns:wne="http://schemas.microsoft.com/office/word/2006/wordml" mc:Ignorable="w14 w15 w16se w16cid w16 w16cex w16sdtdh w16sdtfl w16du wp14">
   <w:footnote w:type="separator" w:id="-1">
     <w:p>
       <w:r>
@@ -10587,7 +10410,7 @@
 </file>
 
 <file path=word/header1.xml><?xml version="1.0" encoding="utf-8"?>
-<w:hdr xmlns:wpc="http://schemas.microsoft.com/office/word/2010/wordprocessingCanvas" xmlns:cx="http://schemas.microsoft.com/office/drawing/2014/chartex" xmlns:cx1="http://schemas.microsoft.com/office/drawing/2015/9/8/chartex" xmlns:cx2="http://schemas.microsoft.com/office/drawing/2015/10/21/chartex" xmlns:cx3="http://schemas.microsoft.com/office/drawing/2016/5/9/chartex" xmlns:cx4="http://schemas.microsoft.com/office/drawing/2016/5/10/chartex" xmlns:cx5="http://schemas.microsoft.com/office/drawing/2016/5/11/chartex" xmlns:cx6="http://schemas.microsoft.com/office/drawing/2016/5/12/chartex" xmlns:cx7="http://schemas.microsoft.com/office/drawing/2016/5/13/chartex" xmlns:cx8="http://schemas.microsoft.com/office/drawing/2016/5/14/chartex" xmlns:mc="http://schemas.openxmlformats.org/markup-compatibility/2006" xmlns:aink="http://schemas.microsoft.com/office/drawing/2016/ink" xmlns:am3d="http://schemas.microsoft.com/office/drawing/2017/model3d" xmlns:o="urn:schemas-microsoft-com:office:office" xmlns:oel="http://schemas.microsoft.com/office/2019/extlst" xmlns:r="http://schemas.openxmlformats.org/officeDocument/2006/relationships" xmlns:m="http://schemas.openxmlformats.org/officeDocument/2006/math" xmlns:v="urn:schemas-microsoft-com:vml" xmlns:wp14="http://schemas.microsoft.com/office/word/2010/wordprocessingDrawing" xmlns:wp="http://schemas.openxmlformats.org/drawingml/2006/wordprocessingDrawing" xmlns:w10="urn:schemas-microsoft-com:office:word" xmlns:w="http://schemas.openxmlformats.org/wordprocessingml/2006/main" xmlns:w14="http://schemas.microsoft.com/office/word/2010/wordml" xmlns:w15="http://schemas.microsoft.com/office/word/2012/wordml" xmlns:w16cex="http://schemas.microsoft.com/office/word/2018/wordml/cex" xmlns:w16cid="http://schemas.microsoft.com/office/word/2016/wordml/cid" xmlns:w16="http://schemas.microsoft.com/office/word/2018/wordml" xmlns:w16du="http://schemas.microsoft.com/office/word/2023/wordml/word16du" xmlns:w16sdtdh="http://schemas.microsoft.com/office/word/2020/wordml/sdtdatahash" xmlns:w16sdtfl="http://schemas.microsoft.com/office/word/2024/wordml/sdtformatlock" xmlns:w16se="http://schemas.microsoft.com/office/word/2015/wordml/symex" xmlns:wpg="http://schemas.microsoft.com/office/word/2010/wordprocessingGroup" xmlns:wpi="http://schemas.microsoft.com/office/word/2010/wordprocessingInk" xmlns:wne="http://schemas.microsoft.com/office/word/2006/wordml" xmlns:wps="http://schemas.microsoft.com/office/word/2010/wordprocessingShape" mc:Ignorable="w14 w15 w16se w16cid w16 w16cex w16sdtdh w16sdtfl w16du wp14">
+<w:hdr xmlns:wpc="http://schemas.microsoft.com/office/word/2010/wordprocessingCanvas" xmlns:cx="http://schemas.microsoft.com/office/drawing/2014/chartex" xmlns:cx1="http://schemas.microsoft.com/office/drawing/2015/9/8/chartex" xmlns:cx2="http://schemas.microsoft.com/office/drawing/2015/10/21/chartex" xmlns:cx3="http://schemas.microsoft.com/office/drawing/2016/5/9/chartex" xmlns:cx4="http://schemas.microsoft.com/office/drawing/2016/5/10/chartex" xmlns:cx5="http://schemas.microsoft.com/office/drawing/2016/5/11/chartex" xmlns:cx6="http://schemas.microsoft.com/office/drawing/2016/5/12/chartex" xmlns:cx7="http://schemas.microsoft.com/office/drawing/2016/5/13/chartex" xmlns:cx8="http://schemas.microsoft.com/office/drawing/2016/5/14/chartex" xmlns:mc="http://schemas.openxmlformats.org/markup-compatibility/2006" xmlns:m="http://schemas.openxmlformats.org/officeDocument/2006/math" xmlns:aink="http://schemas.microsoft.com/office/drawing/2016/ink" xmlns:am3d="http://schemas.microsoft.com/office/drawing/2017/model3d" xmlns:oel="http://schemas.microsoft.com/office/2019/extlst" xmlns:r="http://schemas.openxmlformats.org/officeDocument/2006/relationships" xmlns:wp14="http://schemas.microsoft.com/office/word/2010/wordprocessingDrawing" xmlns:wp="http://schemas.openxmlformats.org/drawingml/2006/wordprocessingDrawing" xmlns:wpg="http://schemas.microsoft.com/office/word/2010/wordprocessingGroup" xmlns:wpi="http://schemas.microsoft.com/office/word/2010/wordprocessingInk" xmlns:wps="http://schemas.microsoft.com/office/word/2010/wordprocessingShape" xmlns:o="urn:schemas-microsoft-com:office:office" xmlns:v="urn:schemas-microsoft-com:vml" xmlns:w10="urn:schemas-microsoft-com:office:word" xmlns:w="http://schemas.openxmlformats.org/wordprocessingml/2006/main" xmlns:w14="http://schemas.microsoft.com/office/word/2010/wordml" xmlns:w15="http://schemas.microsoft.com/office/word/2012/wordml" xmlns:w16cei="http://schemas.microsoft.com/office/word/2026/wordml/cei" xmlns:w16cex="http://schemas.microsoft.com/office/word/2018/wordml/cex" xmlns:w16cid="http://schemas.microsoft.com/office/word/2016/wordml/cid" xmlns:w16="http://schemas.microsoft.com/office/word/2018/wordml" xmlns:w16sdtdh="http://schemas.microsoft.com/office/word/2020/wordml/sdtdatahash" xmlns:w16sdtfl="http://schemas.microsoft.com/office/word/2024/wordml/sdtformatlock" xmlns:w16se="http://schemas.microsoft.com/office/word/2015/wordml/symex" xmlns:w16du="http://schemas.microsoft.com/office/word/2023/wordml/word16du" xmlns:wne="http://schemas.microsoft.com/office/word/2006/wordml" mc:Ignorable="w14 w15 w16se w16cid w16 w16cex w16sdtdh w16sdtfl w16du wp14">
   <w:sdt>
     <w:sdtPr>
       <w:rPr>
@@ -10638,7 +10461,7 @@
 </file>
 
 <file path=word/header2.xml><?xml version="1.0" encoding="utf-8"?>
-<w:hdr xmlns:wpc="http://schemas.microsoft.com/office/word/2010/wordprocessingCanvas" xmlns:cx="http://schemas.microsoft.com/office/drawing/2014/chartex" xmlns:cx1="http://schemas.microsoft.com/office/drawing/2015/9/8/chartex" xmlns:cx2="http://schemas.microsoft.com/office/drawing/2015/10/21/chartex" xmlns:cx3="http://schemas.microsoft.com/office/drawing/2016/5/9/chartex" xmlns:cx4="http://schemas.microsoft.com/office/drawing/2016/5/10/chartex" xmlns:cx5="http://schemas.microsoft.com/office/drawing/2016/5/11/chartex" xmlns:cx6="http://schemas.microsoft.com/office/drawing/2016/5/12/chartex" xmlns:cx7="http://schemas.microsoft.com/office/drawing/2016/5/13/chartex" xmlns:cx8="http://schemas.microsoft.com/office/drawing/2016/5/14/chartex" xmlns:mc="http://schemas.openxmlformats.org/markup-compatibility/2006" xmlns:aink="http://schemas.microsoft.com/office/drawing/2016/ink" xmlns:am3d="http://schemas.microsoft.com/office/drawing/2017/model3d" xmlns:o="urn:schemas-microsoft-com:office:office" xmlns:oel="http://schemas.microsoft.com/office/2019/extlst" xmlns:r="http://schemas.openxmlformats.org/officeDocument/2006/relationships" xmlns:m="http://schemas.openxmlformats.org/officeDocument/2006/math" xmlns:v="urn:schemas-microsoft-com:vml" xmlns:wp14="http://schemas.microsoft.com/office/word/2010/wordprocessingDrawing" xmlns:wp="http://schemas.openxmlformats.org/drawingml/2006/wordprocessingDrawing" xmlns:w10="urn:schemas-microsoft-com:office:word" xmlns:w="http://schemas.openxmlformats.org/wordprocessingml/2006/main" xmlns:w14="http://schemas.microsoft.com/office/word/2010/wordml" xmlns:w15="http://schemas.microsoft.com/office/word/2012/wordml" xmlns:w16cex="http://schemas.microsoft.com/office/word/2018/wordml/cex" xmlns:w16cid="http://schemas.microsoft.com/office/word/2016/wordml/cid" xmlns:w16="http://schemas.microsoft.com/office/word/2018/wordml" xmlns:w16du="http://schemas.microsoft.com/office/word/2023/wordml/word16du" xmlns:w16sdtdh="http://schemas.microsoft.com/office/word/2020/wordml/sdtdatahash" xmlns:w16sdtfl="http://schemas.microsoft.com/office/word/2024/wordml/sdtformatlock" xmlns:w16se="http://schemas.microsoft.com/office/word/2015/wordml/symex" xmlns:wpg="http://schemas.microsoft.com/office/word/2010/wordprocessingGroup" xmlns:wpi="http://schemas.microsoft.com/office/word/2010/wordprocessingInk" xmlns:wne="http://schemas.microsoft.com/office/word/2006/wordml" xmlns:wps="http://schemas.microsoft.com/office/word/2010/wordprocessingShape" mc:Ignorable="w14 w15 w16se w16cid w16 w16cex w16sdtdh w16sdtfl w16du wp14">
+<w:hdr xmlns:wpc="http://schemas.microsoft.com/office/word/2010/wordprocessingCanvas" xmlns:cx="http://schemas.microsoft.com/office/drawing/2014/chartex" xmlns:cx1="http://schemas.microsoft.com/office/drawing/2015/9/8/chartex" xmlns:cx2="http://schemas.microsoft.com/office/drawing/2015/10/21/chartex" xmlns:cx3="http://schemas.microsoft.com/office/drawing/2016/5/9/chartex" xmlns:cx4="http://schemas.microsoft.com/office/drawing/2016/5/10/chartex" xmlns:cx5="http://schemas.microsoft.com/office/drawing/2016/5/11/chartex" xmlns:cx6="http://schemas.microsoft.com/office/drawing/2016/5/12/chartex" xmlns:cx7="http://schemas.microsoft.com/office/drawing/2016/5/13/chartex" xmlns:cx8="http://schemas.microsoft.com/office/drawing/2016/5/14/chartex" xmlns:mc="http://schemas.openxmlformats.org/markup-compatibility/2006" xmlns:m="http://schemas.openxmlformats.org/officeDocument/2006/math" xmlns:aink="http://schemas.microsoft.com/office/drawing/2016/ink" xmlns:am3d="http://schemas.microsoft.com/office/drawing/2017/model3d" xmlns:oel="http://schemas.microsoft.com/office/2019/extlst" xmlns:r="http://schemas.openxmlformats.org/officeDocument/2006/relationships" xmlns:wp14="http://schemas.microsoft.com/office/word/2010/wordprocessingDrawing" xmlns:wp="http://schemas.openxmlformats.org/drawingml/2006/wordprocessingDrawing" xmlns:wpg="http://schemas.microsoft.com/office/word/2010/wordprocessingGroup" xmlns:wpi="http://schemas.microsoft.com/office/word/2010/wordprocessingInk" xmlns:wps="http://schemas.microsoft.com/office/word/2010/wordprocessingShape" xmlns:o="urn:schemas-microsoft-com:office:office" xmlns:v="urn:schemas-microsoft-com:vml" xmlns:w10="urn:schemas-microsoft-com:office:word" xmlns:w="http://schemas.openxmlformats.org/wordprocessingml/2006/main" xmlns:w14="http://schemas.microsoft.com/office/word/2010/wordml" xmlns:w15="http://schemas.microsoft.com/office/word/2012/wordml" xmlns:w16cei="http://schemas.microsoft.com/office/word/2026/wordml/cei" xmlns:w16cex="http://schemas.microsoft.com/office/word/2018/wordml/cex" xmlns:w16cid="http://schemas.microsoft.com/office/word/2016/wordml/cid" xmlns:w16="http://schemas.microsoft.com/office/word/2018/wordml" xmlns:w16sdtdh="http://schemas.microsoft.com/office/word/2020/wordml/sdtdatahash" xmlns:w16sdtfl="http://schemas.microsoft.com/office/word/2024/wordml/sdtformatlock" xmlns:w16se="http://schemas.microsoft.com/office/word/2015/wordml/symex" xmlns:w16du="http://schemas.microsoft.com/office/word/2023/wordml/word16du" xmlns:wne="http://schemas.microsoft.com/office/word/2006/wordml" mc:Ignorable="w14 w15 w16se w16cid w16 w16cex w16sdtdh w16sdtfl w16du wp14">
   <w:sdt>
     <w:sdtPr>
       <w:rPr>
@@ -10702,7 +10525,7 @@
 </file>
 
 <file path=word/styles.xml><?xml version="1.0" encoding="utf-8"?>
-<w:styles xmlns:mc="http://schemas.openxmlformats.org/markup-compatibility/2006" xmlns:r="http://schemas.openxmlformats.org/officeDocument/2006/relationships" xmlns:w="http://schemas.openxmlformats.org/wordprocessingml/2006/main" xmlns:w14="http://schemas.microsoft.com/office/word/2010/wordml" xmlns:w15="http://schemas.microsoft.com/office/word/2012/wordml" xmlns:w16cex="http://schemas.microsoft.com/office/word/2018/wordml/cex" xmlns:w16cid="http://schemas.microsoft.com/office/word/2016/wordml/cid" xmlns:w16="http://schemas.microsoft.com/office/word/2018/wordml" xmlns:w16du="http://schemas.microsoft.com/office/word/2023/wordml/word16du" xmlns:w16sdtdh="http://schemas.microsoft.com/office/word/2020/wordml/sdtdatahash" xmlns:w16sdtfl="http://schemas.microsoft.com/office/word/2024/wordml/sdtformatlock" xmlns:w16se="http://schemas.microsoft.com/office/word/2015/wordml/symex" mc:Ignorable="w14 w15 w16se w16cid w16 w16cex w16sdtdh w16sdtfl w16du">
+<w:styles xmlns:mc="http://schemas.openxmlformats.org/markup-compatibility/2006" xmlns:r="http://schemas.openxmlformats.org/officeDocument/2006/relationships" xmlns:w="http://schemas.openxmlformats.org/wordprocessingml/2006/main" xmlns:w14="http://schemas.microsoft.com/office/word/2010/wordml" xmlns:w15="http://schemas.microsoft.com/office/word/2012/wordml" xmlns:w16cex="http://schemas.microsoft.com/office/word/2018/wordml/cex" xmlns:w16cid="http://schemas.microsoft.com/office/word/2016/wordml/cid" xmlns:w16="http://schemas.microsoft.com/office/word/2018/wordml" xmlns:w16sdtdh="http://schemas.microsoft.com/office/word/2020/wordml/sdtdatahash" xmlns:w16sdtfl="http://schemas.microsoft.com/office/word/2024/wordml/sdtformatlock" xmlns:w16se="http://schemas.microsoft.com/office/word/2015/wordml/symex" xmlns:w16du="http://schemas.microsoft.com/office/word/2023/wordml/word16du" mc:Ignorable="w14 w15 w16se w16cid w16 w16cex w16sdtdh w16sdtfl w16du">
   <w:docDefaults>
     <w:rPrDefault>
       <w:rPr>

--- a/src/content/bios/Chan-M 2021.docx
+++ b/src/content/bios/Chan-M 2021.docx
@@ -249,14 +249,13 @@
       </w:pPr>
       <w:r>
         <w:rPr>
-          <w:noProof/>
           <w:lang w:val="en-GB"/>
         </w:rPr>
         <w:drawing>
-          <wp:inline distT="0" distB="0" distL="0" distR="0" wp14:anchorId="4CF60993" wp14:editId="18D6463B">
-            <wp:extent cx="2222593" cy="2772600"/>
+          <wp:inline distT="0" distB="0" distL="0" distR="0" wp14:anchorId="2AB112E8" wp14:editId="5FABE18B">
+            <wp:extent cx="1911350" cy="2784079"/>
             <wp:effectExtent l="0" t="0" r="0" b="0"/>
-            <wp:docPr id="899670419" name="Afbeelding 1"/>
+            <wp:docPr id="1025632791" name="Afbeelding 1"/>
             <wp:cNvGraphicFramePr>
               <a:graphicFrameLocks xmlns:a="http://schemas.openxmlformats.org/drawingml/2006/main" noChangeAspect="1"/>
             </wp:cNvGraphicFramePr>
@@ -264,17 +263,11 @@
               <a:graphicData uri="http://schemas.openxmlformats.org/drawingml/2006/picture">
                 <pic:pic xmlns:pic="http://schemas.openxmlformats.org/drawingml/2006/picture">
                   <pic:nvPicPr>
-                    <pic:cNvPr id="899670419" name="Afbeelding 899670419"/>
+                    <pic:cNvPr id="1025632791" name=""/>
                     <pic:cNvPicPr/>
                   </pic:nvPicPr>
                   <pic:blipFill>
-                    <a:blip r:embed="rId6">
-                      <a:extLst>
-                        <a:ext uri="{28A0092B-C50C-407E-A947-70E740481C1C}">
-                          <a14:useLocalDpi xmlns:a14="http://schemas.microsoft.com/office/drawing/2010/main" val="0"/>
-                        </a:ext>
-                      </a:extLst>
-                    </a:blip>
+                    <a:blip r:embed="rId6"/>
                     <a:stretch>
                       <a:fillRect/>
                     </a:stretch>
@@ -282,7 +275,7 @@
                   <pic:spPr>
                     <a:xfrm>
                       <a:off x="0" y="0"/>
-                      <a:ext cx="2265847" cy="2826558"/>
+                      <a:ext cx="1943539" cy="2830965"/>
                     </a:xfrm>
                     <a:prstGeom prst="rect">
                       <a:avLst/>
@@ -297,7 +290,6 @@
     </w:p>
     <w:p>
       <w:pPr>
-        <w:jc w:val="both"/>
         <w:rPr>
           <w:color w:val="000000"/>
           <w:shd w:val="clear" w:color="auto" w:fill="F8F9FA"/>
@@ -316,7 +308,19 @@
         <w:rPr>
           <w:lang w:val="en-GB"/>
         </w:rPr>
-        <w:t>Chan, 28 January 2011 at World Economic Forum in Davos, Switzerland, photographer Remy Steinegger</w:t>
+        <w:t xml:space="preserve">Chan, </w:t>
+      </w:r>
+      <w:r>
+        <w:rPr>
+          <w:lang w:val="en-GB"/>
+        </w:rPr>
+        <w:t>2 September 2014, Press Conference New York, Photo UN7227617, Photographer Eskinder Debebe</w:t>
+      </w:r>
+      <w:r>
+        <w:rPr>
+          <w:lang w:val="en-GB"/>
+        </w:rPr>
+        <w:t xml:space="preserve"> </w:t>
       </w:r>
     </w:p>
     <w:p>
@@ -3334,6 +3338,7 @@
           <w:shd w:val="clear" w:color="auto" w:fill="F8F9FA"/>
           <w:lang w:val="en-GB"/>
         </w:rPr>
+        <w:lastRenderedPageBreak/>
         <w:t xml:space="preserve">her visits to </w:t>
       </w:r>
       <w:r>
@@ -3406,16 +3411,7 @@
           <w:shd w:val="clear" w:color="auto" w:fill="F8F9FA"/>
           <w:lang w:val="en-GB"/>
         </w:rPr>
-        <w:t xml:space="preserve">In November Chan </w:t>
-      </w:r>
-      <w:r>
-        <w:rPr>
-          <w:color w:val="000000"/>
-          <w:shd w:val="clear" w:color="auto" w:fill="F8F9FA"/>
-          <w:lang w:val="en-GB"/>
-        </w:rPr>
-        <w:lastRenderedPageBreak/>
-        <w:t xml:space="preserve">became one of the </w:t>
+        <w:t xml:space="preserve">In November Chan became one of the </w:t>
       </w:r>
       <w:r>
         <w:rPr>
@@ -5069,7 +5065,16 @@
           <w:shd w:val="clear" w:color="auto" w:fill="F8F9FA"/>
           <w:lang w:val="en-GB"/>
         </w:rPr>
-        <w:t xml:space="preserve"> needed the support of the six </w:t>
+        <w:t xml:space="preserve"> needed </w:t>
+      </w:r>
+      <w:r>
+        <w:rPr>
+          <w:color w:val="000000"/>
+          <w:shd w:val="clear" w:color="auto" w:fill="F8F9FA"/>
+          <w:lang w:val="en-GB"/>
+        </w:rPr>
+        <w:lastRenderedPageBreak/>
+        <w:t xml:space="preserve">the support of the six </w:t>
       </w:r>
       <w:r>
         <w:rPr>
@@ -5191,16 +5196,7 @@
           <w:shd w:val="clear" w:color="auto" w:fill="F8F9FA"/>
           <w:lang w:val="en-GB"/>
         </w:rPr>
-        <w:t xml:space="preserve"> </w:t>
-      </w:r>
-      <w:r>
-        <w:rPr>
-          <w:color w:val="000000"/>
-          <w:shd w:val="clear" w:color="auto" w:fill="F8F9FA"/>
-          <w:lang w:val="en-GB"/>
-        </w:rPr>
-        <w:lastRenderedPageBreak/>
-        <w:t xml:space="preserve">a comprehensive series of regional conferences </w:t>
+        <w:t xml:space="preserve"> a comprehensive series of regional conferences </w:t>
       </w:r>
       <w:r>
         <w:rPr>
@@ -6910,6 +6906,7 @@
           <w:shd w:val="clear" w:color="auto" w:fill="F8F9FA"/>
           <w:lang w:val="en-GB"/>
         </w:rPr>
+        <w:lastRenderedPageBreak/>
         <w:t>urging</w:t>
       </w:r>
       <w:r>
@@ -6942,16 +6939,7 @@
           <w:shd w:val="clear" w:color="auto" w:fill="F8F9FA"/>
           <w:lang w:val="en-GB"/>
         </w:rPr>
-        <w:t xml:space="preserve"> noted ‘failures in both technical judgement and political leadership’ </w:t>
-      </w:r>
-      <w:r>
-        <w:rPr>
-          <w:color w:val="000000"/>
-          <w:shd w:val="clear" w:color="auto" w:fill="F8F9FA"/>
-          <w:lang w:val="en-GB"/>
-        </w:rPr>
-        <w:lastRenderedPageBreak/>
-        <w:t xml:space="preserve">(Moon et al. 2015: 2206). </w:t>
+        <w:t xml:space="preserve"> noted ‘failures in both technical judgement and political leadership’ (Moon et al. 2015: 2206). </w:t>
       </w:r>
       <w:r>
         <w:rPr>
@@ -8627,7 +8615,16 @@
           <w:shd w:val="clear" w:color="auto" w:fill="F8F9FA"/>
           <w:lang w:val="en-GB"/>
         </w:rPr>
-        <w:t xml:space="preserve">‘Food Safety Must Accompany Food and Nutrition Security’ </w:t>
+        <w:t xml:space="preserve">‘Food Safety Must Accompany Food and </w:t>
+      </w:r>
+      <w:r>
+        <w:rPr>
+          <w:color w:val="000000"/>
+          <w:shd w:val="clear" w:color="auto" w:fill="F8F9FA"/>
+          <w:lang w:val="en-GB"/>
+        </w:rPr>
+        <w:lastRenderedPageBreak/>
+        <w:t xml:space="preserve">Nutrition Security’ </w:t>
       </w:r>
       <w:r>
         <w:rPr>
@@ -8695,18 +8692,7 @@
           <w:shd w:val="clear" w:color="auto" w:fill="F8F9FA"/>
           <w:lang w:val="en-GB"/>
         </w:rPr>
-        <w:t xml:space="preserve">Bulletin of the World Health </w:t>
-      </w:r>
-      <w:r>
-        <w:rPr>
-          <w:i/>
-          <w:iCs/>
-          <w:color w:val="000000"/>
-          <w:shd w:val="clear" w:color="auto" w:fill="F8F9FA"/>
-          <w:lang w:val="en-GB"/>
-        </w:rPr>
-        <w:lastRenderedPageBreak/>
-        <w:t>Organization</w:t>
+        <w:t>Bulletin of the World Health Organization</w:t>
       </w:r>
       <w:r>
         <w:rPr>
@@ -10263,6 +10249,7 @@
         <w:rPr>
           <w:lang w:val="en-US"/>
         </w:rPr>
+        <w:lastRenderedPageBreak/>
         <w:t xml:space="preserve">Bob Reinalda, ‘Chan, Margaret’ in </w:t>
       </w:r>
       <w:r>
